--- a/backend/Internship_submission/Requirement Analysis/Technology Stack - Template.docx
+++ b/backend/Internship_submission/Requirement Analysis/Technology Stack - Template.docx
@@ -288,42 +288,6 @@
           <w:rtl w:val="0"/>
         </w:rPr>
         <w:t xml:space="preserve">Example: Order processing during pandemics for offline mode</w:t>
-      </w:r>
-    </w:p>
-    <w:p>
-      <w:pPr>
-        <w:rPr>
-          <w:rFonts w:ascii="Arial" w:cs="Arial" w:eastAsia="Arial" w:hAnsi="Arial"/>
-          <w:b w:val="1"/>
-          <w:bCs w:val="1"/>
-        </w:rPr>
-      </w:pPr>
-      <w:r>
-        <w:rPr>
-          <w:rFonts w:ascii="Arial" w:cs="Arial" w:eastAsia="Arial" w:hAnsi="Arial"/>
-          <w:b w:val="1"/>
-          <w:bCs w:val="1"/>
-          <w:rtl w:val="0"/>
-        </w:rPr>
-        <w:t xml:space="preserve">Reference: </w:t>
-      </w:r>
-      <w:hyperlink r:id="rId7">
-        <w:r>
-          <w:rPr>
-            <w:rFonts w:ascii="Arial" w:cs="Arial" w:eastAsia="Arial" w:hAnsi="Arial"/>
-            <w:b w:val="1"/>
-            <w:bCs w:val="1"/>
-            <w:color w:val="0563c1"/>
-            <w:u w:val="single"/>
-            <w:rtl w:val="0"/>
-          </w:rPr>
-          <w:t xml:space="preserve">https://developer.ibm.com/patterns/ai-powered-backend-system-for-order-processing-during-pandemics/</w:t>
-        </w:r>
-      </w:hyperlink>
-      <w:r>
-        <w:rPr>
-          <w:rtl w:val="0"/>
-        </w:rPr>
       </w:r>
     </w:p>
     <w:p>
@@ -1817,159 +1781,6 @@
           <w:bCs w:val="1"/>
         </w:rPr>
       </w:pPr>
-      <w:r>
-        <w:rPr>
-          <w:rtl w:val="0"/>
-        </w:rPr>
-      </w:r>
-    </w:p>
-    <w:p>
-      <w:pPr>
-        <w:rPr>
-          <w:rFonts w:ascii="Arial" w:cs="Arial" w:eastAsia="Arial" w:hAnsi="Arial"/>
-          <w:b w:val="1"/>
-          <w:bCs w:val="1"/>
-        </w:rPr>
-      </w:pPr>
-      <w:r>
-        <w:rPr>
-          <w:rFonts w:ascii="Arial" w:cs="Arial" w:eastAsia="Arial" w:hAnsi="Arial"/>
-          <w:b w:val="1"/>
-          <w:bCs w:val="1"/>
-          <w:rtl w:val="0"/>
-        </w:rPr>
-        <w:t xml:space="preserve">References:</w:t>
-      </w:r>
-    </w:p>
-    <w:p>
-      <w:pPr>
-        <w:rPr>
-          <w:rFonts w:ascii="Arial" w:cs="Arial" w:eastAsia="Arial" w:hAnsi="Arial"/>
-          <w:b w:val="1"/>
-          <w:bCs w:val="1"/>
-        </w:rPr>
-      </w:pPr>
-      <w:hyperlink r:id="rId10">
-        <w:r>
-          <w:rPr>
-            <w:rFonts w:ascii="Arial" w:cs="Arial" w:eastAsia="Arial" w:hAnsi="Arial"/>
-            <w:b w:val="1"/>
-            <w:bCs w:val="1"/>
-            <w:color w:val="0563c1"/>
-            <w:u w:val="single"/>
-            <w:rtl w:val="0"/>
-          </w:rPr>
-          <w:t xml:space="preserve">https://c4model.com/</w:t>
-        </w:r>
-      </w:hyperlink>
-      <w:r>
-        <w:rPr>
-          <w:rtl w:val="0"/>
-        </w:rPr>
-      </w:r>
-    </w:p>
-    <w:p>
-      <w:pPr>
-        <w:rPr>
-          <w:rFonts w:ascii="Arial" w:cs="Arial" w:eastAsia="Arial" w:hAnsi="Arial"/>
-          <w:b w:val="1"/>
-          <w:bCs w:val="1"/>
-        </w:rPr>
-      </w:pPr>
-      <w:hyperlink r:id="rId11">
-        <w:r>
-          <w:rPr>
-            <w:rFonts w:ascii="Arial" w:cs="Arial" w:eastAsia="Arial" w:hAnsi="Arial"/>
-            <w:b w:val="1"/>
-            <w:bCs w:val="1"/>
-            <w:color w:val="0563c1"/>
-            <w:u w:val="single"/>
-            <w:rtl w:val="0"/>
-          </w:rPr>
-          <w:t xml:space="preserve">https://developer.ibm.com/patterns/online-order-processing-system-during-pandemic/</w:t>
-        </w:r>
-      </w:hyperlink>
-      <w:r>
-        <w:rPr>
-          <w:rtl w:val="0"/>
-        </w:rPr>
-      </w:r>
-    </w:p>
-    <w:p>
-      <w:pPr>
-        <w:rPr>
-          <w:rFonts w:ascii="Arial" w:cs="Arial" w:eastAsia="Arial" w:hAnsi="Arial"/>
-          <w:b w:val="1"/>
-          <w:bCs w:val="1"/>
-        </w:rPr>
-      </w:pPr>
-      <w:hyperlink r:id="rId12">
-        <w:r>
-          <w:rPr>
-            <w:rFonts w:ascii="Arial" w:cs="Arial" w:eastAsia="Arial" w:hAnsi="Arial"/>
-            <w:b w:val="1"/>
-            <w:bCs w:val="1"/>
-            <w:color w:val="0563c1"/>
-            <w:u w:val="single"/>
-            <w:rtl w:val="0"/>
-          </w:rPr>
-          <w:t xml:space="preserve">https://www.ibm.com/cloud/architecture</w:t>
-        </w:r>
-      </w:hyperlink>
-      <w:r>
-        <w:rPr>
-          <w:rtl w:val="0"/>
-        </w:rPr>
-      </w:r>
-    </w:p>
-    <w:p>
-      <w:pPr>
-        <w:rPr>
-          <w:rFonts w:ascii="Arial" w:cs="Arial" w:eastAsia="Arial" w:hAnsi="Arial"/>
-          <w:b w:val="1"/>
-          <w:bCs w:val="1"/>
-        </w:rPr>
-      </w:pPr>
-      <w:hyperlink r:id="rId13">
-        <w:r>
-          <w:rPr>
-            <w:rFonts w:ascii="Arial" w:cs="Arial" w:eastAsia="Arial" w:hAnsi="Arial"/>
-            <w:b w:val="1"/>
-            <w:bCs w:val="1"/>
-            <w:color w:val="0563c1"/>
-            <w:u w:val="single"/>
-            <w:rtl w:val="0"/>
-          </w:rPr>
-          <w:t xml:space="preserve">https://aws.amazon.com/architecture</w:t>
-        </w:r>
-      </w:hyperlink>
-      <w:r>
-        <w:rPr>
-          <w:rtl w:val="0"/>
-        </w:rPr>
-      </w:r>
-    </w:p>
-    <w:p>
-      <w:pPr>
-        <w:rPr>
-          <w:rFonts w:ascii="Arial" w:cs="Arial" w:eastAsia="Arial" w:hAnsi="Arial"/>
-          <w:b w:val="1"/>
-          <w:bCs w:val="1"/>
-        </w:rPr>
-      </w:pPr>
-      <w:hyperlink r:id="rId14">
-        <w:r>
-          <w:rPr>
-            <w:rFonts w:ascii="Arial" w:cs="Arial" w:eastAsia="Arial" w:hAnsi="Arial"/>
-            <w:b w:val="1"/>
-            <w:bCs w:val="1"/>
-            <w:color w:val="0563c1"/>
-            <w:u w:val="single"/>
-            <w:rtl w:val="0"/>
-          </w:rPr>
-          <w:t xml:space="preserve">https://medium.com/the-internal-startup/how-to-draw-useful-technical-architecture-diagrams-2d20c9fda90d</w:t>
-        </w:r>
-      </w:hyperlink>
       <w:r>
         <w:rPr>
           <w:rtl w:val="0"/>

--- a/backend/Internship_submission/Requirement Analysis/Technology Stack - Template.docx
+++ b/backend/Internship_submission/Requirement Analysis/Technology Stack - Template.docx
@@ -180,7 +180,7 @@
           <w:tcPr/>
           <w:p>
             <w:r>
-              <w:t>AeroTrade (Student: Arcot Yashashivini)</w:t>
+              <w:t>shopez_swadeshi (Student: Arcot Yashashivini)</w:t>
             </w:r>
           </w:p>
         </w:tc>
@@ -985,7 +985,7 @@
           <w:tcPr/>
           <w:p>
             <w:r>
-              <w:t>Single-page web terminal for stock search, details, and trading</w:t>
+              <w:t>Single-page web terminal for stock search, details, and shopez_swadeshi</w:t>
             </w:r>
           </w:p>
         </w:tc>
